--- a/templates/example-letter.docx
+++ b/templates/example-letter.docx
@@ -446,80 +446,6 @@
     <w:lsdException w:name="Unresolved Mention" w:semiHidden="1" w:unhideWhenUsed="1"/>
     <w:lsdException w:name="Smart Link" w:semiHidden="1" w:unhideWhenUsed="1"/>
   </w:latentStyles>
-  <w:style w:type="character" w:styleId="Emphasis">
-    <w:name w:val="Emphasis"/>
-    <w:basedOn w:val="DefaultParagraphFont"/>
-    <w:rPr>
-      <w:i w:val="true"/>
-    </w:rPr>
-  </w:style>
-  <w:style w:type="paragraph" w:styleId="Heading4">
-    <w:name w:val="Heading 4"/>
-    <w:basedOn w:val="Normal"/>
-    <w:next w:val="Normal"/>
-    <w:uiPriority w:val="12"/>
-    <w:qFormat/>
-    <w:pPr>
-      <w:keepNext/>
-      <w:keepLines/>
-      <w:spacing w:before="240" w:after="120"/>
-      <w:outlineLvl w:val="3"/>
-    </w:pPr>
-    <w:rPr>
-      <w:rFonts w:ascii="Calibri Light" w:hAnsi="Calibri Light"/>
-      <w:b w:val="true"/>
-      <w:sz w:val="24"/>
-      <w:szCs w:val="24"/>
-    </w:rPr>
-  </w:style>
-  <w:style w:type="paragraph" w:styleId="TOC6">
-    <w:name w:val="TOC 6"/>
-    <w:basedOn w:val="Normal"/>
-    <w:pPr>
-      <w:ind w:left="1100"/>
-    </w:pPr>
-  </w:style>
-  <w:style w:type="character" w:styleId="Hyperlink">
-    <w:name w:val="Hyperlink"/>
-    <w:basedOn w:val="DefaultParagraphFont"/>
-    <w:rPr>
-      <w:color w:val="0000FF"/>
-      <w:u w:val="single"/>
-    </w:rPr>
-  </w:style>
-  <w:style w:type="table" w:styleId="MediumShading1Accent1">
-    <w:name w:val="Medium Shading 1 Accent 1"/>
-    <w:basedOn w:val="TableNormal"/>
-  </w:style>
-  <w:style w:type="paragraph" w:styleId="Heading5">
-    <w:name w:val="Heading 5"/>
-    <w:basedOn w:val="Normal"/>
-    <w:next w:val="Normal"/>
-    <w:uiPriority w:val="13"/>
-    <w:qFormat/>
-    <w:pPr>
-      <w:keepNext/>
-      <w:keepLines/>
-      <w:spacing w:before="240" w:after="120"/>
-      <w:outlineLvl w:val="4"/>
-    </w:pPr>
-    <w:rPr>
-      <w:rFonts w:ascii="Calibri Light" w:hAnsi="Calibri Light"/>
-      <w:b w:val="true"/>
-    </w:rPr>
-  </w:style>
-  <w:style w:type="paragraph" w:styleId="ListParagraph">
-    <w:name w:val="List Paragraph"/>
-    <w:basedOn w:val="Normal"/>
-    <w:pPr>
-      <w:spacing w:after="80"/>
-      <w:ind w:left="720"/>
-    </w:pPr>
-  </w:style>
-  <w:style w:type="paragraph" w:styleId="TOC1">
-    <w:name w:val="TOC 1"/>
-    <w:basedOn w:val="Normal"/>
-  </w:style>
   <w:style w:type="character" w:styleId="FollowedHyperlink">
     <w:name w:val="Followed Hyperlink"/>
     <w:basedOn w:val="DefaultParagraphFont"/>
@@ -528,98 +454,71 @@
       <w:u w:val="single"/>
     </w:rPr>
   </w:style>
-  <w:style w:type="table" w:styleId="LightShading">
-    <w:name w:val="Light Shading"/>
+  <w:style w:type="paragraph" w:styleId="Caption">
+    <w:name w:val="caption"/>
+    <w:basedOn w:val="Normal"/>
+    <w:pPr>
+      <w:spacing w:after="200"/>
+    </w:pPr>
+    <w:rPr>
+      <w:i w:val="true"/>
+    </w:rPr>
+  </w:style>
+  <w:style w:type="paragraph" w:styleId="TOC4">
+    <w:name w:val="TOC 4"/>
+    <w:basedOn w:val="Normal"/>
+    <w:pPr>
+      <w:ind w:left="660"/>
+    </w:pPr>
+  </w:style>
+  <w:style w:type="paragraph" w:styleId="NoSpacing">
+    <w:name w:val="No Spacing"/>
+    <w:basedOn w:val="Normal"/>
+  </w:style>
+  <w:style w:type="character" w:styleId="DefaultParagraphFont" w:default="true">
+    <w:name w:val="Default Paragraph Font"/>
+  </w:style>
+  <w:style w:type="table" w:styleId="MediumShading1Accent2">
+    <w:name w:val="Medium Shading 1 Accent 2"/>
     <w:basedOn w:val="TableNormal"/>
   </w:style>
-  <w:style w:type="paragraph" w:styleId="Heading3">
-    <w:name w:val="Heading 3"/>
-    <w:basedOn w:val="Normal"/>
-    <w:next w:val="Normal"/>
-    <w:uiPriority w:val="11"/>
-    <w:qFormat/>
-    <w:pPr>
-      <w:keepNext/>
-      <w:keepLines/>
-      <w:spacing w:before="240" w:after="120"/>
-      <w:outlineLvl w:val="2"/>
+  <w:style w:type="paragraph" w:styleId="Title">
+    <w:name w:val="Title"/>
+    <w:basedOn w:val="Normal"/>
+    <w:pPr>
+      <w:spacing w:after="180"/>
+      <w:jc w:val="center"/>
     </w:pPr>
     <w:rPr>
       <w:rFonts w:ascii="Calibri Light" w:hAnsi="Calibri Light"/>
       <w:b w:val="true"/>
-      <w:sz w:val="24"/>
-      <w:szCs w:val="24"/>
-    </w:rPr>
-  </w:style>
-  <w:style w:type="paragraph" w:styleId="Heading7">
-    <w:name w:val="Heading 7"/>
-    <w:basedOn w:val="Normal"/>
-    <w:next w:val="Normal"/>
-    <w:uiPriority w:val="15"/>
-    <w:qFormat/>
-    <w:pPr>
-      <w:keepNext/>
-      <w:keepLines/>
-      <w:spacing w:before="240" w:after="120"/>
-      <w:outlineLvl w:val="6"/>
-    </w:pPr>
-    <w:rPr>
-      <w:rFonts w:ascii="Calibri Light" w:hAnsi="Calibri Light"/>
-    </w:rPr>
-  </w:style>
-  <w:style w:type="paragraph" w:styleId="Subtitle">
-    <w:name w:val="Subtitle"/>
-    <w:basedOn w:val="Normal"/>
-    <w:pPr>
-      <w:jc w:val="center"/>
+      <w:sz w:val="52"/>
+      <w:szCs w:val="52"/>
+    </w:rPr>
+  </w:style>
+  <w:style w:type="paragraph" w:styleId="Quote">
+    <w:name w:val="Quote"/>
+    <w:basedOn w:val="Normal"/>
+    <w:pPr>
+      <w:ind w:left="720" w:right="720"/>
     </w:pPr>
     <w:rPr>
       <w:i w:val="true"/>
-      <w:color w:val="5A5A5A"/>
-      <w:sz w:val="28"/>
-      <w:szCs w:val="28"/>
-    </w:rPr>
-  </w:style>
-  <w:style w:type="paragraph" w:styleId="TOC3">
-    <w:name w:val="TOC 3"/>
-    <w:basedOn w:val="Normal"/>
-    <w:pPr>
-      <w:ind w:left="440"/>
-    </w:pPr>
-  </w:style>
-  <w:style w:type="paragraph" w:styleId="TOC4">
-    <w:name w:val="TOC 4"/>
-    <w:basedOn w:val="Normal"/>
-    <w:pPr>
-      <w:ind w:left="660"/>
-    </w:pPr>
-  </w:style>
-  <w:style w:type="paragraph" w:styleId="Normal" w:default="true">
-    <w:name w:val="Normal"/>
-    <w:uiPriority w:val="0"/>
-    <w:qFormat/>
-  </w:style>
-  <w:style w:type="paragraph" w:styleId="Heading6">
-    <w:name w:val="Heading 6"/>
-    <w:basedOn w:val="Normal"/>
-    <w:next w:val="Normal"/>
-    <w:uiPriority w:val="14"/>
-    <w:qFormat/>
-    <w:pPr>
-      <w:keepNext/>
-      <w:keepLines/>
-      <w:spacing w:before="240" w:after="120"/>
-      <w:outlineLvl w:val="5"/>
-    </w:pPr>
-    <w:rPr>
-      <w:rFonts w:ascii="Calibri Light" w:hAnsi="Calibri Light"/>
-    </w:rPr>
-  </w:style>
-  <w:style w:type="paragraph" w:styleId="TOC2">
-    <w:name w:val="TOC 2"/>
-    <w:basedOn w:val="Normal"/>
-    <w:pPr>
-      <w:ind w:left="220"/>
+      <w:color w:val="595959"/>
+    </w:rPr>
+  </w:style>
+  <w:style w:type="paragraph" w:styleId="TOC5">
+    <w:name w:val="TOC 5"/>
+    <w:basedOn w:val="Normal"/>
+    <w:pPr>
+      <w:ind w:left="880"/>
+    </w:pPr>
+  </w:style>
+  <w:style w:type="paragraph" w:styleId="TOC7">
+    <w:name w:val="TOC 7"/>
+    <w:basedOn w:val="Normal"/>
+    <w:pPr>
+      <w:ind w:left="1320"/>
     </w:pPr>
   </w:style>
   <w:style w:type="paragraph" w:styleId="TOC9">
@@ -635,105 +534,6 @@
     <w:rPr>
       <w:b w:val="true"/>
     </w:rPr>
-  </w:style>
-  <w:style w:type="table" w:styleId="TableNormal" w:default="true">
-    <w:name w:val="Table Normal"/>
-  </w:style>
-  <w:style w:type="table" w:styleId="ColorfulList">
-    <w:name w:val="Colorful List"/>
-    <w:basedOn w:val="TableNormal"/>
-  </w:style>
-  <w:style w:type="paragraph" w:styleId="Heading1">
-    <w:name w:val="Heading 1"/>
-    <w:basedOn w:val="Normal"/>
-    <w:next w:val="Normal"/>
-    <w:uiPriority w:val="9"/>
-    <w:qFormat/>
-    <w:pPr>
-      <w:keepNext/>
-      <w:keepLines/>
-      <w:spacing w:before="240" w:after="120"/>
-      <w:outlineLvl w:val="0"/>
-    </w:pPr>
-    <w:rPr>
-      <w:rFonts w:ascii="Calibri Light" w:hAnsi="Calibri Light"/>
-      <w:b w:val="true"/>
-      <w:sz w:val="32"/>
-      <w:szCs w:val="32"/>
-    </w:rPr>
-  </w:style>
-  <w:style w:type="paragraph" w:styleId="Heading9">
-    <w:name w:val="Heading 9"/>
-    <w:basedOn w:val="Normal"/>
-    <w:next w:val="Normal"/>
-    <w:uiPriority w:val="17"/>
-    <w:qFormat/>
-    <w:pPr>
-      <w:keepNext/>
-      <w:keepLines/>
-      <w:spacing w:before="240" w:after="120"/>
-      <w:outlineLvl w:val="8"/>
-    </w:pPr>
-    <w:rPr>
-      <w:rFonts w:ascii="Calibri Light" w:hAnsi="Calibri Light"/>
-    </w:rPr>
-  </w:style>
-  <w:style w:type="paragraph" w:styleId="Quote">
-    <w:name w:val="Quote"/>
-    <w:basedOn w:val="Normal"/>
-    <w:pPr>
-      <w:ind w:left="720" w:right="720"/>
-    </w:pPr>
-    <w:rPr>
-      <w:i w:val="true"/>
-      <w:color w:val="595959"/>
-    </w:rPr>
-  </w:style>
-  <w:style w:type="paragraph" w:styleId="Header">
-    <w:name w:val="Header"/>
-    <w:basedOn w:val="Normal"/>
-    <w:link w:val="HeaderChar"/>
-    <w:rPr>
-      <w:sz w:val="20"/>
-      <w:szCs w:val="20"/>
-    </w:rPr>
-  </w:style>
-  <w:style w:type="character" w:styleId="HeaderChar">
-    <w:name w:val="Header Char"/>
-    <w:basedOn w:val="DefaultParagraphFont"/>
-  </w:style>
-  <w:style w:type="paragraph" w:styleId="Heading2">
-    <w:name w:val="Heading 2"/>
-    <w:basedOn w:val="Normal"/>
-    <w:next w:val="Normal"/>
-    <w:uiPriority w:val="10"/>
-    <w:qFormat/>
-    <w:pPr>
-      <w:keepNext/>
-      <w:keepLines/>
-      <w:spacing w:before="240" w:after="120"/>
-      <w:outlineLvl w:val="1"/>
-    </w:pPr>
-    <w:rPr>
-      <w:rFonts w:ascii="Calibri Light" w:hAnsi="Calibri Light"/>
-      <w:b w:val="true"/>
-      <w:sz w:val="26"/>
-      <w:szCs w:val="26"/>
-    </w:rPr>
-  </w:style>
-  <w:style w:type="paragraph" w:styleId="TOC5">
-    <w:name w:val="TOC 5"/>
-    <w:basedOn w:val="Normal"/>
-    <w:pPr>
-      <w:ind w:left="880"/>
-    </w:pPr>
-  </w:style>
-  <w:style w:type="paragraph" w:styleId="TOC7">
-    <w:name w:val="TOC 7"/>
-    <w:basedOn w:val="Normal"/>
-    <w:pPr>
-      <w:ind w:left="1320"/>
-    </w:pPr>
   </w:style>
   <w:style w:type="table" w:styleId="TableGrid">
     <w:name w:val="Table Grid"/>
@@ -749,48 +549,129 @@
       </w:tblBorders>
     </w:tblPr>
   </w:style>
+  <w:style w:type="table" w:styleId="ColorfulList">
+    <w:name w:val="Colorful List"/>
+    <w:basedOn w:val="TableNormal"/>
+  </w:style>
+  <w:style w:type="paragraph" w:styleId="Heading5">
+    <w:name w:val="Heading 5"/>
+    <w:basedOn w:val="Normal"/>
+    <w:next w:val="Normal"/>
+    <w:uiPriority w:val="13"/>
+    <w:qFormat/>
+    <w:pPr>
+      <w:keepNext/>
+      <w:keepLines/>
+      <w:spacing w:before="240" w:after="120"/>
+      <w:outlineLvl w:val="4"/>
+    </w:pPr>
+    <w:rPr>
+      <w:rFonts w:ascii="Calibri Light" w:hAnsi="Calibri Light"/>
+      <w:b w:val="true"/>
+    </w:rPr>
+  </w:style>
+  <w:style w:type="paragraph" w:styleId="Heading6">
+    <w:name w:val="Heading 6"/>
+    <w:basedOn w:val="Normal"/>
+    <w:next w:val="Normal"/>
+    <w:uiPriority w:val="14"/>
+    <w:qFormat/>
+    <w:pPr>
+      <w:keepNext/>
+      <w:keepLines/>
+      <w:spacing w:before="240" w:after="120"/>
+      <w:outlineLvl w:val="5"/>
+    </w:pPr>
+    <w:rPr>
+      <w:rFonts w:ascii="Calibri Light" w:hAnsi="Calibri Light"/>
+    </w:rPr>
+  </w:style>
   <w:style w:type="table" w:styleId="MediumShading1">
     <w:name w:val="Medium Shading 1"/>
     <w:basedOn w:val="TableNormal"/>
   </w:style>
-  <w:style w:type="table" w:styleId="MediumShading1Accent2">
-    <w:name w:val="Medium Shading 1 Accent 2"/>
-    <w:basedOn w:val="TableNormal"/>
-  </w:style>
-  <w:style w:type="paragraph" w:styleId="Title">
-    <w:name w:val="Title"/>
-    <w:basedOn w:val="Normal"/>
-    <w:pPr>
-      <w:spacing w:after="180"/>
-      <w:jc w:val="center"/>
+  <w:style w:type="paragraph" w:styleId="Heading1">
+    <w:name w:val="Heading 1"/>
+    <w:basedOn w:val="Normal"/>
+    <w:next w:val="Normal"/>
+    <w:uiPriority w:val="9"/>
+    <w:qFormat/>
+    <w:pPr>
+      <w:keepNext/>
+      <w:keepLines/>
+      <w:spacing w:before="240" w:after="120"/>
+      <w:outlineLvl w:val="0"/>
     </w:pPr>
     <w:rPr>
       <w:rFonts w:ascii="Calibri Light" w:hAnsi="Calibri Light"/>
       <w:b w:val="true"/>
-      <w:sz w:val="52"/>
-      <w:szCs w:val="52"/>
-    </w:rPr>
-  </w:style>
-  <w:style w:type="paragraph" w:styleId="Caption">
-    <w:name w:val="caption"/>
-    <w:basedOn w:val="Normal"/>
-    <w:pPr>
-      <w:spacing w:after="200"/>
-    </w:pPr>
-    <w:rPr>
-      <w:i w:val="true"/>
-    </w:rPr>
-  </w:style>
-  <w:style w:type="paragraph" w:styleId="Footer">
-    <w:name w:val="Footer"/>
-    <w:basedOn w:val="Normal"/>
+      <w:sz w:val="32"/>
+      <w:szCs w:val="32"/>
+    </w:rPr>
+  </w:style>
+  <w:style w:type="paragraph" w:styleId="Heading3">
+    <w:name w:val="Heading 3"/>
+    <w:basedOn w:val="Normal"/>
+    <w:next w:val="Normal"/>
+    <w:uiPriority w:val="11"/>
+    <w:qFormat/>
+    <w:pPr>
+      <w:keepNext/>
+      <w:keepLines/>
+      <w:spacing w:before="240" w:after="120"/>
+      <w:outlineLvl w:val="2"/>
+    </w:pPr>
+    <w:rPr>
+      <w:rFonts w:ascii="Calibri Light" w:hAnsi="Calibri Light"/>
+      <w:b w:val="true"/>
+      <w:sz w:val="24"/>
+      <w:szCs w:val="24"/>
+    </w:rPr>
+  </w:style>
+  <w:style w:type="paragraph" w:styleId="Heading7">
+    <w:name w:val="Heading 7"/>
+    <w:basedOn w:val="Normal"/>
+    <w:next w:val="Normal"/>
+    <w:uiPriority w:val="15"/>
+    <w:qFormat/>
+    <w:pPr>
+      <w:keepNext/>
+      <w:keepLines/>
+      <w:spacing w:before="240" w:after="120"/>
+      <w:outlineLvl w:val="6"/>
+    </w:pPr>
+    <w:rPr>
+      <w:rFonts w:ascii="Calibri Light" w:hAnsi="Calibri Light"/>
+    </w:rPr>
+  </w:style>
+  <w:style w:type="paragraph" w:styleId="Heading9">
+    <w:name w:val="Heading 9"/>
+    <w:basedOn w:val="Normal"/>
+    <w:next w:val="Normal"/>
+    <w:uiPriority w:val="17"/>
+    <w:qFormat/>
+    <w:pPr>
+      <w:keepNext/>
+      <w:keepLines/>
+      <w:spacing w:before="240" w:after="120"/>
+      <w:outlineLvl w:val="8"/>
+    </w:pPr>
+    <w:rPr>
+      <w:rFonts w:ascii="Calibri Light" w:hAnsi="Calibri Light"/>
+    </w:rPr>
+  </w:style>
+  <w:style w:type="paragraph" w:styleId="Header">
+    <w:name w:val="Header"/>
+    <w:basedOn w:val="Normal"/>
+    <w:link w:val="HeaderChar"/>
     <w:rPr>
       <w:sz w:val="20"/>
       <w:szCs w:val="20"/>
     </w:rPr>
   </w:style>
-  <w:style w:type="character" w:styleId="DefaultParagraphFont" w:default="true">
-    <w:name w:val="Default Paragraph Font"/>
+  <w:style w:type="character" w:styleId="HeaderChar">
+    <w:name w:val="Header Char"/>
+    <w:basedOn w:val="DefaultParagraphFont"/>
   </w:style>
   <w:style w:type="table" w:styleId="PlainTable1">
     <w:name w:val="Plain Table 1"/>
@@ -806,6 +687,30 @@
       </w:tblBorders>
     </w:tblPr>
   </w:style>
+  <w:style w:type="paragraph" w:styleId="Normal" w:default="true">
+    <w:name w:val="Normal"/>
+    <w:uiPriority w:val="0"/>
+    <w:qFormat/>
+  </w:style>
+  <w:style w:type="paragraph" w:styleId="Heading2">
+    <w:name w:val="Heading 2"/>
+    <w:basedOn w:val="Normal"/>
+    <w:next w:val="Normal"/>
+    <w:uiPriority w:val="10"/>
+    <w:qFormat/>
+    <w:pPr>
+      <w:keepNext/>
+      <w:keepLines/>
+      <w:spacing w:before="240" w:after="120"/>
+      <w:outlineLvl w:val="1"/>
+    </w:pPr>
+    <w:rPr>
+      <w:rFonts w:ascii="Calibri Light" w:hAnsi="Calibri Light"/>
+      <w:b w:val="true"/>
+      <w:sz w:val="26"/>
+      <w:szCs w:val="26"/>
+    </w:rPr>
+  </w:style>
   <w:style w:type="paragraph" w:styleId="Heading8">
     <w:name w:val="Heading 8"/>
     <w:basedOn w:val="Normal"/>
@@ -820,6 +725,54 @@
     </w:pPr>
     <w:rPr>
       <w:rFonts w:ascii="Calibri Light" w:hAnsi="Calibri Light"/>
+    </w:rPr>
+  </w:style>
+  <w:style w:type="paragraph" w:styleId="ListParagraph">
+    <w:name w:val="List Paragraph"/>
+    <w:basedOn w:val="Normal"/>
+    <w:pPr>
+      <w:spacing w:after="80"/>
+      <w:ind w:left="720"/>
+    </w:pPr>
+  </w:style>
+  <w:style w:type="character" w:styleId="Hyperlink">
+    <w:name w:val="Hyperlink"/>
+    <w:basedOn w:val="DefaultParagraphFont"/>
+    <w:rPr>
+      <w:color w:val="0000FF"/>
+      <w:u w:val="single"/>
+    </w:rPr>
+  </w:style>
+  <w:style w:type="paragraph" w:styleId="Heading4">
+    <w:name w:val="Heading 4"/>
+    <w:basedOn w:val="Normal"/>
+    <w:next w:val="Normal"/>
+    <w:uiPriority w:val="12"/>
+    <w:qFormat/>
+    <w:pPr>
+      <w:keepNext/>
+      <w:keepLines/>
+      <w:spacing w:before="240" w:after="120"/>
+      <w:outlineLvl w:val="3"/>
+    </w:pPr>
+    <w:rPr>
+      <w:rFonts w:ascii="Calibri Light" w:hAnsi="Calibri Light"/>
+      <w:b w:val="true"/>
+      <w:sz w:val="24"/>
+      <w:szCs w:val="24"/>
+    </w:rPr>
+  </w:style>
+  <w:style w:type="paragraph" w:styleId="Subtitle">
+    <w:name w:val="Subtitle"/>
+    <w:basedOn w:val="Normal"/>
+    <w:pPr>
+      <w:jc w:val="center"/>
+    </w:pPr>
+    <w:rPr>
+      <w:i w:val="true"/>
+      <w:color w:val="5A5A5A"/>
+      <w:sz w:val="28"/>
+      <w:szCs w:val="28"/>
     </w:rPr>
   </w:style>
   <w:style w:type="paragraph" w:styleId="IntenseQuote">
@@ -845,12 +798,59 @@
       <w:ind w:left="1540"/>
     </w:pPr>
   </w:style>
+  <w:style w:type="table" w:styleId="LightShading">
+    <w:name w:val="Light Shading"/>
+    <w:basedOn w:val="TableNormal"/>
+  </w:style>
+  <w:style w:type="paragraph" w:styleId="TOC1">
+    <w:name w:val="TOC 1"/>
+    <w:basedOn w:val="Normal"/>
+  </w:style>
+  <w:style w:type="paragraph" w:styleId="TOC2">
+    <w:name w:val="TOC 2"/>
+    <w:basedOn w:val="Normal"/>
+    <w:pPr>
+      <w:ind w:left="220"/>
+    </w:pPr>
+  </w:style>
+  <w:style w:type="paragraph" w:styleId="TOC6">
+    <w:name w:val="TOC 6"/>
+    <w:basedOn w:val="Normal"/>
+    <w:pPr>
+      <w:ind w:left="1100"/>
+    </w:pPr>
+  </w:style>
+  <w:style w:type="character" w:styleId="Emphasis">
+    <w:name w:val="Emphasis"/>
+    <w:basedOn w:val="DefaultParagraphFont"/>
+    <w:rPr>
+      <w:i w:val="true"/>
+    </w:rPr>
+  </w:style>
+  <w:style w:type="table" w:styleId="TableNormal" w:default="true">
+    <w:name w:val="Table Normal"/>
+  </w:style>
+  <w:style w:type="table" w:styleId="MediumShading1Accent1">
+    <w:name w:val="Medium Shading 1 Accent 1"/>
+    <w:basedOn w:val="TableNormal"/>
+  </w:style>
+  <w:style w:type="paragraph" w:styleId="TOC3">
+    <w:name w:val="TOC 3"/>
+    <w:basedOn w:val="Normal"/>
+    <w:pPr>
+      <w:ind w:left="440"/>
+    </w:pPr>
+  </w:style>
+  <w:style w:type="paragraph" w:styleId="Footer">
+    <w:name w:val="Footer"/>
+    <w:basedOn w:val="Normal"/>
+    <w:rPr>
+      <w:sz w:val="20"/>
+      <w:szCs w:val="20"/>
+    </w:rPr>
+  </w:style>
   <w:style w:type="paragraph" w:styleId="BodyText">
     <w:name w:val="Body Text"/>
-    <w:basedOn w:val="Normal"/>
-  </w:style>
-  <w:style w:type="paragraph" w:styleId="NoSpacing">
-    <w:name w:val="No Spacing"/>
     <w:basedOn w:val="Normal"/>
   </w:style>
 </w:styles>
